--- a/Working Folder/6 Wang Dongxu 王东旭 - The Capriccio of the Mountain Folk Song 山谣随想/Errata_6. The Capriccio of the Mountain Folk Song v3.docx
+++ b/Working Folder/6 Wang Dongxu 王东旭 - The Capriccio of the Mountain Folk Song 山谣随想/Errata_6. The Capriccio of the Mountain Folk Song v3.docx
@@ -35,8 +35,16 @@
         <w:rPr>
           <w:rFonts w:ascii="Arial" w:hAnsi="Arial"/>
         </w:rPr>
-        <w:t>Wang Dongxu</w:t>
+        <w:t xml:space="preserve">Wang </w:t>
       </w:r>
+      <w:proofErr w:type="spellStart"/>
+      <w:r>
+        <w:rPr>
+          <w:rFonts w:ascii="Arial" w:hAnsi="Arial"/>
+        </w:rPr>
+        <w:t>Dongxu</w:t>
+      </w:r>
+      <w:proofErr w:type="spellEnd"/>
       <w:r>
         <w:rPr>
           <w:rFonts w:ascii="Arial" w:hAnsi="Arial"/>
@@ -202,11 +210,19 @@
               <w:ind w:left="108" w:right="168"/>
               <w:jc w:val="center"/>
             </w:pPr>
+            <w:proofErr w:type="spellStart"/>
             <w:r>
               <w:rPr>
                 <w:spacing w:val="-4"/>
               </w:rPr>
-              <w:t>Mvt.</w:t>
+              <w:t>Mvt</w:t>
+            </w:r>
+            <w:proofErr w:type="spellEnd"/>
+            <w:r>
+              <w:rPr>
+                <w:spacing w:val="-4"/>
+              </w:rPr>
+              <w:t>.</w:t>
             </w:r>
           </w:p>
         </w:tc>
@@ -309,6 +325,7 @@
             <w:tcBorders>
               <w:right w:val="single" w:sz="4" w:space="0" w:color="000000"/>
             </w:tcBorders>
+            <w:shd w:val="clear" w:color="auto" w:fill="FC6699"/>
           </w:tcPr>
           <w:p>
             <w:pPr>
@@ -323,6 +340,7 @@
             <w:tcBorders>
               <w:left w:val="single" w:sz="4" w:space="0" w:color="000000"/>
             </w:tcBorders>
+            <w:shd w:val="clear" w:color="auto" w:fill="FC6699"/>
           </w:tcPr>
           <w:p>
             <w:pPr>
@@ -340,39 +358,43 @@
         <w:tc>
           <w:tcPr>
             <w:tcW w:w="737" w:type="dxa"/>
-          </w:tcPr>
-          <w:p>
-            <w:pPr>
-              <w:pStyle w:val="TableParagraph"/>
-              <w:ind w:left="119"/>
-            </w:pPr>
-          </w:p>
-        </w:tc>
-        <w:tc>
-          <w:tcPr>
-            <w:tcW w:w="852" w:type="dxa"/>
-          </w:tcPr>
-          <w:p>
-            <w:pPr>
-              <w:pStyle w:val="TableParagraph"/>
-              <w:ind w:left="119"/>
-            </w:pPr>
-          </w:p>
-        </w:tc>
-        <w:tc>
-          <w:tcPr>
-            <w:tcW w:w="852" w:type="dxa"/>
-          </w:tcPr>
-          <w:p>
-            <w:pPr>
-              <w:pStyle w:val="TableParagraph"/>
-              <w:ind w:left="119"/>
-            </w:pPr>
-          </w:p>
-        </w:tc>
-        <w:tc>
-          <w:tcPr>
-            <w:tcW w:w="737" w:type="dxa"/>
+            <w:shd w:val="clear" w:color="auto" w:fill="FC6699"/>
+          </w:tcPr>
+          <w:p>
+            <w:pPr>
+              <w:pStyle w:val="TableParagraph"/>
+              <w:ind w:left="119"/>
+            </w:pPr>
+          </w:p>
+        </w:tc>
+        <w:tc>
+          <w:tcPr>
+            <w:tcW w:w="852" w:type="dxa"/>
+            <w:shd w:val="clear" w:color="auto" w:fill="FC6699"/>
+          </w:tcPr>
+          <w:p>
+            <w:pPr>
+              <w:pStyle w:val="TableParagraph"/>
+              <w:ind w:left="119"/>
+            </w:pPr>
+          </w:p>
+        </w:tc>
+        <w:tc>
+          <w:tcPr>
+            <w:tcW w:w="852" w:type="dxa"/>
+            <w:shd w:val="clear" w:color="auto" w:fill="FC6699"/>
+          </w:tcPr>
+          <w:p>
+            <w:pPr>
+              <w:pStyle w:val="TableParagraph"/>
+              <w:ind w:left="119"/>
+            </w:pPr>
+          </w:p>
+        </w:tc>
+        <w:tc>
+          <w:tcPr>
+            <w:tcW w:w="737" w:type="dxa"/>
+            <w:shd w:val="clear" w:color="auto" w:fill="FC6699"/>
           </w:tcPr>
           <w:p>
             <w:pPr>
@@ -384,14 +406,57 @@
         <w:tc>
           <w:tcPr>
             <w:tcW w:w="5804" w:type="dxa"/>
-          </w:tcPr>
-          <w:p>
-            <w:pPr>
-              <w:pStyle w:val="TableParagraph"/>
-              <w:ind w:left="119"/>
-            </w:pPr>
-            <w:r>
-              <w:t>Inconsistency between whether it is “dizi solo” or “zhudi solo”. Let’s change all instances of “zhudi” to “dizi”.</w:t>
+            <w:shd w:val="clear" w:color="auto" w:fill="FC6699"/>
+          </w:tcPr>
+          <w:p>
+            <w:pPr>
+              <w:pStyle w:val="TableParagraph"/>
+              <w:ind w:left="119"/>
+            </w:pPr>
+            <w:r>
+              <w:t>Inconsistency between whether it is “dizi solo” or “</w:t>
+            </w:r>
+            <w:proofErr w:type="spellStart"/>
+            <w:r>
+              <w:t>zhudi</w:t>
+            </w:r>
+            <w:proofErr w:type="spellEnd"/>
+            <w:r>
+              <w:t xml:space="preserve"> solo”. Let’s change all instances of “</w:t>
+            </w:r>
+            <w:proofErr w:type="spellStart"/>
+            <w:r>
+              <w:t>zhudi</w:t>
+            </w:r>
+            <w:proofErr w:type="spellEnd"/>
+            <w:r>
+              <w:t>” to “dizi”.</w:t>
+            </w:r>
+          </w:p>
+          <w:p>
+            <w:pPr>
+              <w:pStyle w:val="TableParagraph"/>
+              <w:ind w:left="119"/>
+            </w:pPr>
+            <w:r>
+              <w:rPr>
+                <w:color w:val="FFFFFF" w:themeColor="background1"/>
+              </w:rPr>
+              <w:t>Does this include '</w:t>
+            </w:r>
+            <w:proofErr w:type="spellStart"/>
+            <w:r>
+              <w:rPr>
+                <w:color w:val="FFFFFF" w:themeColor="background1"/>
+              </w:rPr>
+              <w:t>Zhudi</w:t>
+            </w:r>
+            <w:proofErr w:type="spellEnd"/>
+            <w:r>
+              <w:rPr>
+                <w:color w:val="FFFFFF" w:themeColor="background1"/>
+              </w:rPr>
+              <w:t xml:space="preserve"> Concerto'?</w:t>
             </w:r>
           </w:p>
         </w:tc>
@@ -414,6 +479,12 @@
               <w:pStyle w:val="TableParagraph"/>
               <w:ind w:left="119"/>
             </w:pPr>
+            <w:r>
+              <w:rPr>
+                <w:rFonts w:ascii="Segoe UI Symbol" w:hAnsi="Segoe UI Symbol" w:cs="Segoe UI Symbol"/>
+              </w:rPr>
+              <w:t>✓</w:t>
+            </w:r>
           </w:p>
         </w:tc>
         <w:tc>
@@ -496,7 +567,20 @@
               <w:ind w:left="119"/>
             </w:pPr>
             <w:r>
-              <w:t>Extra space in instrument names for BD, QD,  GYSh, GYSN, Dizi Solo</w:t>
+              <w:t xml:space="preserve">Extra space in instrument names for BD, </w:t>
+            </w:r>
+            <w:proofErr w:type="gramStart"/>
+            <w:r>
+              <w:t xml:space="preserve">QD,  </w:t>
+            </w:r>
+            <w:proofErr w:type="spellStart"/>
+            <w:r>
+              <w:t>GYSh</w:t>
+            </w:r>
+            <w:proofErr w:type="spellEnd"/>
+            <w:proofErr w:type="gramEnd"/>
+            <w:r>
+              <w:t>, GYSN, Dizi Solo</w:t>
             </w:r>
           </w:p>
         </w:tc>
@@ -519,6 +603,12 @@
               <w:pStyle w:val="TableParagraph"/>
               <w:ind w:left="119"/>
             </w:pPr>
+            <w:r>
+              <w:rPr>
+                <w:rFonts w:ascii="Segoe UI Symbol" w:hAnsi="Segoe UI Symbol" w:cs="Segoe UI Symbol"/>
+              </w:rPr>
+              <w:t>✓</w:t>
+            </w:r>
           </w:p>
         </w:tc>
         <w:tc>
@@ -534,8 +624,13 @@
               <w:ind w:left="119"/>
             </w:pPr>
             <w:r>
-              <w:t>GH, EH, ZH, Vc</w:t>
-            </w:r>
+              <w:t xml:space="preserve">GH, EH, ZH, </w:t>
+            </w:r>
+            <w:proofErr w:type="spellStart"/>
+            <w:r>
+              <w:t>Vc</w:t>
+            </w:r>
+            <w:proofErr w:type="spellEnd"/>
           </w:p>
         </w:tc>
         <w:tc>
@@ -618,6 +713,12 @@
               <w:pStyle w:val="TableParagraph"/>
               <w:ind w:left="119"/>
             </w:pPr>
+            <w:r>
+              <w:rPr>
+                <w:rFonts w:ascii="Segoe UI Symbol" w:hAnsi="Segoe UI Symbol" w:cs="Segoe UI Symbol"/>
+              </w:rPr>
+              <w:t>✓</w:t>
+            </w:r>
           </w:p>
         </w:tc>
         <w:tc>
@@ -720,6 +821,12 @@
               <w:pStyle w:val="TableParagraph"/>
               <w:ind w:left="119"/>
             </w:pPr>
+            <w:r>
+              <w:rPr>
+                <w:rFonts w:ascii="Segoe UI Symbol" w:hAnsi="Segoe UI Symbol" w:cs="Segoe UI Symbol"/>
+              </w:rPr>
+              <w:t>✓</w:t>
+            </w:r>
           </w:p>
         </w:tc>
         <w:tc>
@@ -819,6 +926,7 @@
             <w:tcBorders>
               <w:right w:val="single" w:sz="4" w:space="0" w:color="000000"/>
             </w:tcBorders>
+            <w:shd w:val="clear" w:color="auto" w:fill="FC6699"/>
           </w:tcPr>
           <w:p>
             <w:pPr>
@@ -833,6 +941,7 @@
             <w:tcBorders>
               <w:left w:val="single" w:sz="4" w:space="0" w:color="000000"/>
             </w:tcBorders>
+            <w:shd w:val="clear" w:color="auto" w:fill="FC6699"/>
           </w:tcPr>
           <w:p>
             <w:pPr>
@@ -847,17 +956,19 @@
         <w:tc>
           <w:tcPr>
             <w:tcW w:w="737" w:type="dxa"/>
-          </w:tcPr>
-          <w:p>
-            <w:pPr>
-              <w:pStyle w:val="TableParagraph"/>
-              <w:ind w:left="119"/>
-            </w:pPr>
-          </w:p>
-        </w:tc>
-        <w:tc>
-          <w:tcPr>
-            <w:tcW w:w="852" w:type="dxa"/>
+            <w:shd w:val="clear" w:color="auto" w:fill="FC6699"/>
+          </w:tcPr>
+          <w:p>
+            <w:pPr>
+              <w:pStyle w:val="TableParagraph"/>
+              <w:ind w:left="119"/>
+            </w:pPr>
+          </w:p>
+        </w:tc>
+        <w:tc>
+          <w:tcPr>
+            <w:tcW w:w="852" w:type="dxa"/>
+            <w:shd w:val="clear" w:color="auto" w:fill="FC6699"/>
           </w:tcPr>
           <w:p>
             <w:pPr>
@@ -872,6 +983,7 @@
         <w:tc>
           <w:tcPr>
             <w:tcW w:w="852" w:type="dxa"/>
+            <w:shd w:val="clear" w:color="auto" w:fill="FC6699"/>
           </w:tcPr>
           <w:p>
             <w:pPr>
@@ -886,6 +998,7 @@
         <w:tc>
           <w:tcPr>
             <w:tcW w:w="737" w:type="dxa"/>
+            <w:shd w:val="clear" w:color="auto" w:fill="FC6699"/>
           </w:tcPr>
           <w:p>
             <w:pPr>
@@ -897,6 +1010,7 @@
         <w:tc>
           <w:tcPr>
             <w:tcW w:w="5804" w:type="dxa"/>
+            <w:shd w:val="clear" w:color="auto" w:fill="FC6699"/>
           </w:tcPr>
           <w:p>
             <w:pPr>
@@ -905,6 +1019,18 @@
             </w:pPr>
             <w:r>
               <w:t>Can I confirm position of metric modulation over middle of time signature is intentional?</w:t>
+            </w:r>
+          </w:p>
+          <w:p>
+            <w:pPr>
+              <w:pStyle w:val="TableParagraph"/>
+              <w:ind w:left="119"/>
+            </w:pPr>
+            <w:r>
+              <w:rPr>
+                <w:color w:val="FFFFFF" w:themeColor="background1"/>
+              </w:rPr>
+              <w:t>Yes, it is intentional, however we can change it just be in parenthesis after the tempo change.</w:t>
             </w:r>
           </w:p>
         </w:tc>
@@ -921,12 +1047,16 @@
             <w:tcBorders>
               <w:right w:val="single" w:sz="4" w:space="0" w:color="000000"/>
             </w:tcBorders>
-          </w:tcPr>
-          <w:p>
-            <w:pPr>
-              <w:pStyle w:val="TableParagraph"/>
-              <w:ind w:left="119"/>
-            </w:pPr>
+            <w:shd w:val="clear" w:color="auto" w:fill="FC6699"/>
+          </w:tcPr>
+          <w:p>
+            <w:pPr>
+              <w:pStyle w:val="TableParagraph"/>
+              <w:ind w:left="119"/>
+            </w:pPr>
+            <w:r>
+              <w:t>?</w:t>
+            </w:r>
           </w:p>
         </w:tc>
         <w:tc>
@@ -935,6 +1065,7 @@
             <w:tcBorders>
               <w:left w:val="single" w:sz="4" w:space="0" w:color="000000"/>
             </w:tcBorders>
+            <w:shd w:val="clear" w:color="auto" w:fill="FC6699"/>
           </w:tcPr>
           <w:p>
             <w:pPr>
@@ -952,17 +1083,19 @@
         <w:tc>
           <w:tcPr>
             <w:tcW w:w="737" w:type="dxa"/>
-          </w:tcPr>
-          <w:p>
-            <w:pPr>
-              <w:pStyle w:val="TableParagraph"/>
-              <w:ind w:left="119"/>
-            </w:pPr>
-          </w:p>
-        </w:tc>
-        <w:tc>
-          <w:tcPr>
-            <w:tcW w:w="852" w:type="dxa"/>
+            <w:shd w:val="clear" w:color="auto" w:fill="FC6699"/>
+          </w:tcPr>
+          <w:p>
+            <w:pPr>
+              <w:pStyle w:val="TableParagraph"/>
+              <w:ind w:left="119"/>
+            </w:pPr>
+          </w:p>
+        </w:tc>
+        <w:tc>
+          <w:tcPr>
+            <w:tcW w:w="852" w:type="dxa"/>
+            <w:shd w:val="clear" w:color="auto" w:fill="FC6699"/>
           </w:tcPr>
           <w:p>
             <w:pPr>
@@ -977,6 +1110,7 @@
         <w:tc>
           <w:tcPr>
             <w:tcW w:w="852" w:type="dxa"/>
+            <w:shd w:val="clear" w:color="auto" w:fill="FC6699"/>
           </w:tcPr>
           <w:p>
             <w:pPr>
@@ -991,6 +1125,7 @@
         <w:tc>
           <w:tcPr>
             <w:tcW w:w="737" w:type="dxa"/>
+            <w:shd w:val="clear" w:color="auto" w:fill="FC6699"/>
           </w:tcPr>
           <w:p>
             <w:pPr>
@@ -1002,6 +1137,7 @@
         <w:tc>
           <w:tcPr>
             <w:tcW w:w="5804" w:type="dxa"/>
+            <w:shd w:val="clear" w:color="auto" w:fill="FC6699"/>
           </w:tcPr>
           <w:p>
             <w:pPr>
@@ -1032,6 +1168,12 @@
               <w:pStyle w:val="TableParagraph"/>
               <w:ind w:left="119"/>
             </w:pPr>
+            <w:r>
+              <w:rPr>
+                <w:rFonts w:ascii="Segoe UI Symbol" w:hAnsi="Segoe UI Symbol" w:cs="Segoe UI Symbol"/>
+              </w:rPr>
+              <w:t>✓</w:t>
+            </w:r>
           </w:p>
         </w:tc>
         <w:tc>
@@ -1134,6 +1276,12 @@
               <w:pStyle w:val="TableParagraph"/>
               <w:ind w:left="119"/>
             </w:pPr>
+            <w:r>
+              <w:rPr>
+                <w:rFonts w:ascii="Segoe UI Symbol" w:hAnsi="Segoe UI Symbol" w:cs="Segoe UI Symbol"/>
+              </w:rPr>
+              <w:t>✓</w:t>
+            </w:r>
           </w:p>
         </w:tc>
         <w:tc>
@@ -1212,8 +1360,13 @@
               <w:pStyle w:val="TableParagraph"/>
               <w:ind w:left="119"/>
             </w:pPr>
-            <w:r>
-              <w:t>Gliss. line can be a little longer</w:t>
+            <w:proofErr w:type="spellStart"/>
+            <w:r>
+              <w:t>Gliss</w:t>
+            </w:r>
+            <w:proofErr w:type="spellEnd"/>
+            <w:r>
+              <w:t>. line can be a little longer</w:t>
             </w:r>
           </w:p>
         </w:tc>
@@ -1236,6 +1389,12 @@
               <w:pStyle w:val="TableParagraph"/>
               <w:ind w:left="119"/>
             </w:pPr>
+            <w:r>
+              <w:rPr>
+                <w:rFonts w:ascii="Segoe UI Symbol" w:hAnsi="Segoe UI Symbol" w:cs="Segoe UI Symbol"/>
+              </w:rPr>
+              <w:t>✓</w:t>
+            </w:r>
           </w:p>
         </w:tc>
         <w:tc>
@@ -1341,6 +1500,12 @@
               <w:pStyle w:val="TableParagraph"/>
               <w:ind w:left="119"/>
             </w:pPr>
+            <w:r>
+              <w:rPr>
+                <w:rFonts w:ascii="Segoe UI Symbol" w:hAnsi="Segoe UI Symbol" w:cs="Segoe UI Symbol"/>
+              </w:rPr>
+              <w:t>✓</w:t>
+            </w:r>
           </w:p>
         </w:tc>
         <w:tc>
@@ -1443,6 +1608,12 @@
               <w:pStyle w:val="TableParagraph"/>
               <w:ind w:left="119"/>
             </w:pPr>
+            <w:r>
+              <w:rPr>
+                <w:rFonts w:ascii="Segoe UI Symbol" w:hAnsi="Segoe UI Symbol" w:cs="Segoe UI Symbol"/>
+              </w:rPr>
+              <w:t>✓</w:t>
+            </w:r>
           </w:p>
         </w:tc>
         <w:tc>
@@ -1528,8 +1699,21 @@
               <w:t>Can I confirm note spacing is default? Looks unusually wide</w:t>
             </w:r>
             <w:r>
-              <w:t xml:space="preserve"> in Vc and Cb</w:t>
-            </w:r>
+              <w:t xml:space="preserve"> in </w:t>
+            </w:r>
+            <w:proofErr w:type="spellStart"/>
+            <w:r>
+              <w:t>Vc</w:t>
+            </w:r>
+            <w:proofErr w:type="spellEnd"/>
+            <w:r>
+              <w:t xml:space="preserve"> and </w:t>
+            </w:r>
+            <w:proofErr w:type="spellStart"/>
+            <w:r>
+              <w:t>Cb</w:t>
+            </w:r>
+            <w:proofErr w:type="spellEnd"/>
             <w:r>
               <w:t xml:space="preserve"> especially bar 123</w:t>
             </w:r>
@@ -1554,6 +1738,12 @@
               <w:pStyle w:val="TableParagraph"/>
               <w:ind w:left="119"/>
             </w:pPr>
+            <w:r>
+              <w:rPr>
+                <w:rFonts w:ascii="Segoe UI Symbol" w:hAnsi="Segoe UI Symbol" w:cs="Segoe UI Symbol"/>
+              </w:rPr>
+              <w:t>✓</w:t>
+            </w:r>
           </w:p>
         </w:tc>
         <w:tc>
@@ -1668,6 +1858,12 @@
               <w:pStyle w:val="TableParagraph"/>
               <w:ind w:left="119"/>
             </w:pPr>
+            <w:r>
+              <w:rPr>
+                <w:rFonts w:ascii="Segoe UI Symbol" w:hAnsi="Segoe UI Symbol" w:cs="Segoe UI Symbol"/>
+              </w:rPr>
+              <w:t>✓</w:t>
+            </w:r>
           </w:p>
         </w:tc>
         <w:tc>
@@ -1773,6 +1969,12 @@
               <w:pStyle w:val="TableParagraph"/>
               <w:ind w:left="119"/>
             </w:pPr>
+            <w:r>
+              <w:rPr>
+                <w:rFonts w:ascii="Segoe UI Symbol" w:hAnsi="Segoe UI Symbol" w:cs="Segoe UI Symbol"/>
+              </w:rPr>
+              <w:t>✓</w:t>
+            </w:r>
           </w:p>
         </w:tc>
         <w:tc>
@@ -1875,6 +2077,12 @@
               <w:pStyle w:val="TableParagraph"/>
               <w:ind w:left="119"/>
             </w:pPr>
+            <w:r>
+              <w:rPr>
+                <w:rFonts w:ascii="Segoe UI Symbol" w:hAnsi="Segoe UI Symbol" w:cs="Segoe UI Symbol"/>
+              </w:rPr>
+              <w:t>✓</w:t>
+            </w:r>
           </w:p>
         </w:tc>
         <w:tc>
@@ -1954,8 +2162,13 @@
               <w:ind w:left="119"/>
             </w:pPr>
             <w:r>
-              <w:t>Hairpin don’t cross barline</w:t>
-            </w:r>
+              <w:t xml:space="preserve">Hairpin don’t cross </w:t>
+            </w:r>
+            <w:proofErr w:type="spellStart"/>
+            <w:r>
+              <w:t>barline</w:t>
+            </w:r>
+            <w:proofErr w:type="spellEnd"/>
           </w:p>
         </w:tc>
       </w:tr>
@@ -1977,6 +2190,12 @@
               <w:pStyle w:val="TableParagraph"/>
               <w:ind w:left="119"/>
             </w:pPr>
+            <w:r>
+              <w:rPr>
+                <w:rFonts w:ascii="Segoe UI Symbol" w:hAnsi="Segoe UI Symbol" w:cs="Segoe UI Symbol"/>
+              </w:rPr>
+              <w:t>✓</w:t>
+            </w:r>
           </w:p>
         </w:tc>
         <w:tc>
@@ -2079,6 +2298,12 @@
               <w:pStyle w:val="TableParagraph"/>
               <w:ind w:left="119"/>
             </w:pPr>
+            <w:r>
+              <w:rPr>
+                <w:rFonts w:ascii="Segoe UI Symbol" w:hAnsi="Segoe UI Symbol" w:cs="Segoe UI Symbol"/>
+              </w:rPr>
+              <w:t>✓</w:t>
+            </w:r>
           </w:p>
         </w:tc>
         <w:tc>
@@ -2158,8 +2383,13 @@
               <w:ind w:left="119"/>
             </w:pPr>
             <w:r>
-              <w:t>Hairpin don’t cross barline</w:t>
-            </w:r>
+              <w:t xml:space="preserve">Hairpin don’t cross </w:t>
+            </w:r>
+            <w:proofErr w:type="spellStart"/>
+            <w:r>
+              <w:t>barline</w:t>
+            </w:r>
+            <w:proofErr w:type="spellEnd"/>
           </w:p>
         </w:tc>
       </w:tr>
@@ -2181,6 +2411,12 @@
               <w:pStyle w:val="TableParagraph"/>
               <w:ind w:left="119"/>
             </w:pPr>
+            <w:r>
+              <w:rPr>
+                <w:rFonts w:ascii="Segoe UI Symbol" w:hAnsi="Segoe UI Symbol" w:cs="Segoe UI Symbol"/>
+              </w:rPr>
+              <w:t>✓</w:t>
+            </w:r>
           </w:p>
         </w:tc>
         <w:tc>
@@ -2195,9 +2431,19 @@
               <w:pStyle w:val="TableParagraph"/>
               <w:ind w:left="119"/>
             </w:pPr>
-            <w:r>
-              <w:t>Vc, Cb</w:t>
-            </w:r>
+            <w:proofErr w:type="spellStart"/>
+            <w:r>
+              <w:t>Vc</w:t>
+            </w:r>
+            <w:proofErr w:type="spellEnd"/>
+            <w:r>
+              <w:t xml:space="preserve">, </w:t>
+            </w:r>
+            <w:proofErr w:type="spellStart"/>
+            <w:r>
+              <w:t>Cb</w:t>
+            </w:r>
+            <w:proofErr w:type="spellEnd"/>
           </w:p>
         </w:tc>
         <w:tc>
@@ -2281,6 +2527,13 @@
               <w:pStyle w:val="TableParagraph"/>
               <w:ind w:left="119"/>
             </w:pPr>
+            <w:r>
+              <w:rPr>
+                <w:rFonts w:ascii="Segoe UI Symbol" w:hAnsi="Segoe UI Symbol" w:cs="Segoe UI Symbol"/>
+              </w:rPr>
+              <w:lastRenderedPageBreak/>
+              <w:t>✓</w:t>
+            </w:r>
           </w:p>
         </w:tc>
         <w:tc>
@@ -2419,6 +2672,12 @@
               <w:pStyle w:val="TableParagraph"/>
               <w:ind w:left="119"/>
             </w:pPr>
+            <w:r>
+              <w:rPr>
+                <w:rFonts w:ascii="Segoe UI Symbol" w:hAnsi="Segoe UI Symbol" w:cs="Segoe UI Symbol"/>
+              </w:rPr>
+              <w:t>✓</w:t>
+            </w:r>
           </w:p>
         </w:tc>
         <w:tc>
@@ -2433,9 +2692,11 @@
               <w:pStyle w:val="TableParagraph"/>
               <w:ind w:left="119"/>
             </w:pPr>
+            <w:proofErr w:type="spellStart"/>
             <w:r>
               <w:t>PGu</w:t>
             </w:r>
+            <w:proofErr w:type="spellEnd"/>
           </w:p>
         </w:tc>
         <w:tc>
@@ -2521,6 +2782,12 @@
               <w:pStyle w:val="TableParagraph"/>
               <w:ind w:left="119"/>
             </w:pPr>
+            <w:r>
+              <w:rPr>
+                <w:rFonts w:ascii="Segoe UI Symbol" w:hAnsi="Segoe UI Symbol" w:cs="Segoe UI Symbol"/>
+              </w:rPr>
+              <w:t>✓</w:t>
+            </w:r>
           </w:p>
         </w:tc>
         <w:tc>
@@ -2535,9 +2802,11 @@
               <w:pStyle w:val="TableParagraph"/>
               <w:ind w:left="119"/>
             </w:pPr>
+            <w:proofErr w:type="spellStart"/>
             <w:r>
               <w:t>Cb</w:t>
             </w:r>
+            <w:proofErr w:type="spellEnd"/>
           </w:p>
         </w:tc>
         <w:tc>
@@ -2575,10 +2844,7 @@
               <w:ind w:left="119"/>
             </w:pPr>
             <w:r>
-              <w:t>19</w:t>
-            </w:r>
-            <w:r>
-              <w:t>2-195</w:t>
+              <w:t>192-195</w:t>
             </w:r>
           </w:p>
         </w:tc>
@@ -2629,6 +2895,12 @@
               <w:pStyle w:val="TableParagraph"/>
               <w:ind w:left="119"/>
             </w:pPr>
+            <w:r>
+              <w:rPr>
+                <w:rFonts w:ascii="Segoe UI Symbol" w:hAnsi="Segoe UI Symbol" w:cs="Segoe UI Symbol"/>
+              </w:rPr>
+              <w:t>✓</w:t>
+            </w:r>
           </w:p>
         </w:tc>
         <w:tc>
@@ -2731,6 +3003,12 @@
               <w:pStyle w:val="TableParagraph"/>
               <w:ind w:left="119"/>
             </w:pPr>
+            <w:r>
+              <w:rPr>
+                <w:rFonts w:ascii="Segoe UI Symbol" w:hAnsi="Segoe UI Symbol" w:cs="Segoe UI Symbol"/>
+              </w:rPr>
+              <w:t>✓</w:t>
+            </w:r>
           </w:p>
         </w:tc>
         <w:tc>
@@ -2833,6 +3111,9 @@
               <w:pStyle w:val="TableParagraph"/>
               <w:ind w:left="119"/>
             </w:pPr>
+            <w:r>
+              <w:t>-</w:t>
+            </w:r>
           </w:p>
         </w:tc>
         <w:tc>
@@ -2913,6 +3194,24 @@
             </w:pPr>
             <w:r>
               <w:t>Hairpin don’t cross bar</w:t>
+            </w:r>
+          </w:p>
+          <w:p>
+            <w:pPr>
+              <w:pStyle w:val="TableParagraph"/>
+              <w:ind w:left="119"/>
+            </w:pPr>
+            <w:r>
+              <w:rPr>
+                <w:color w:val="FC6699"/>
+              </w:rPr>
+              <w:t>This hairpin goes across 2 bars</w:t>
+            </w:r>
+            <w:r>
+              <w:rPr>
+                <w:color w:val="FC6699"/>
+              </w:rPr>
+              <w:t>, just with forte in between.</w:t>
             </w:r>
           </w:p>
         </w:tc>
@@ -2935,6 +3234,12 @@
               <w:pStyle w:val="TableParagraph"/>
               <w:ind w:left="119"/>
             </w:pPr>
+            <w:r>
+              <w:rPr>
+                <w:rFonts w:ascii="Segoe UI Symbol" w:hAnsi="Segoe UI Symbol" w:cs="Segoe UI Symbol"/>
+              </w:rPr>
+              <w:t>✓</w:t>
+            </w:r>
           </w:p>
         </w:tc>
         <w:tc>
@@ -3037,6 +3342,12 @@
               <w:pStyle w:val="TableParagraph"/>
               <w:ind w:left="119"/>
             </w:pPr>
+            <w:r>
+              <w:rPr>
+                <w:rFonts w:ascii="Segoe UI Symbol" w:hAnsi="Segoe UI Symbol" w:cs="Segoe UI Symbol"/>
+              </w:rPr>
+              <w:t>✓</w:t>
+            </w:r>
           </w:p>
         </w:tc>
         <w:tc>
@@ -3125,7 +3436,15 @@
               <w:t>nd</w:t>
             </w:r>
             <w:r>
-              <w:t xml:space="preserve"> gliss. line can start slightly higher to join with first line</w:t>
+              <w:t xml:space="preserve"> </w:t>
+            </w:r>
+            <w:proofErr w:type="spellStart"/>
+            <w:r>
+              <w:t>gliss</w:t>
+            </w:r>
+            <w:proofErr w:type="spellEnd"/>
+            <w:r>
+              <w:t>. line can start slightly higher to join with first line</w:t>
             </w:r>
           </w:p>
           <w:p>
@@ -3143,7 +3462,15 @@
               <w:t>rd</w:t>
             </w:r>
             <w:r>
-              <w:t xml:space="preserve"> gliss. line can end slightly higher to join with the A</w:t>
+              <w:t xml:space="preserve"> </w:t>
+            </w:r>
+            <w:proofErr w:type="spellStart"/>
+            <w:r>
+              <w:t>gliss</w:t>
+            </w:r>
+            <w:proofErr w:type="spellEnd"/>
+            <w:r>
+              <w:t>. line can end slightly higher to join with the A</w:t>
             </w:r>
           </w:p>
         </w:tc>
@@ -3166,6 +3493,9 @@
               <w:pStyle w:val="TableParagraph"/>
               <w:ind w:left="119"/>
             </w:pPr>
+            <w:r>
+              <w:t>-</w:t>
+            </w:r>
           </w:p>
         </w:tc>
         <w:tc>
@@ -3180,8 +3510,13 @@
               <w:pStyle w:val="TableParagraph"/>
               <w:ind w:left="119"/>
             </w:pPr>
-            <w:r>
-              <w:t xml:space="preserve">Timp, </w:t>
+            <w:proofErr w:type="spellStart"/>
+            <w:r>
+              <w:t>Timp</w:t>
+            </w:r>
+            <w:proofErr w:type="spellEnd"/>
+            <w:r>
+              <w:t xml:space="preserve">, </w:t>
             </w:r>
             <w:r>
               <w:t>DL</w:t>
@@ -3249,6 +3584,24 @@
             </w:pPr>
             <w:r>
               <w:t>Hairpin don’t cross bar</w:t>
+            </w:r>
+          </w:p>
+          <w:p>
+            <w:pPr>
+              <w:pStyle w:val="TableParagraph"/>
+              <w:ind w:left="119"/>
+            </w:pPr>
+            <w:r>
+              <w:rPr>
+                <w:color w:val="FC6699"/>
+              </w:rPr>
+              <w:t>This hairpin goes across 2 bars</w:t>
+            </w:r>
+            <w:r>
+              <w:rPr>
+                <w:color w:val="FC6699"/>
+              </w:rPr>
+              <w:t>, just with forte in between.</w:t>
             </w:r>
           </w:p>
         </w:tc>
@@ -3271,6 +3624,12 @@
               <w:pStyle w:val="TableParagraph"/>
               <w:ind w:left="119"/>
             </w:pPr>
+            <w:r>
+              <w:rPr>
+                <w:rFonts w:ascii="Segoe UI Symbol" w:hAnsi="Segoe UI Symbol" w:cs="Segoe UI Symbol"/>
+              </w:rPr>
+              <w:t>✓</w:t>
+            </w:r>
           </w:p>
         </w:tc>
         <w:tc>
@@ -3376,6 +3735,12 @@
               <w:pStyle w:val="TableParagraph"/>
               <w:ind w:left="119"/>
             </w:pPr>
+            <w:r>
+              <w:rPr>
+                <w:rFonts w:ascii="Segoe UI Symbol" w:hAnsi="Segoe UI Symbol" w:cs="Segoe UI Symbol"/>
+              </w:rPr>
+              <w:t>✓</w:t>
+            </w:r>
           </w:p>
         </w:tc>
         <w:tc>
@@ -3455,7 +3820,15 @@
               <w:ind w:left="119"/>
             </w:pPr>
             <w:r>
-              <w:t>Top gliss. line is shorter</w:t>
+              <w:t xml:space="preserve">Top </w:t>
+            </w:r>
+            <w:proofErr w:type="spellStart"/>
+            <w:r>
+              <w:t>gliss</w:t>
+            </w:r>
+            <w:proofErr w:type="spellEnd"/>
+            <w:r>
+              <w:t>. line is shorter</w:t>
             </w:r>
           </w:p>
         </w:tc>
@@ -3478,6 +3851,12 @@
               <w:pStyle w:val="TableParagraph"/>
               <w:ind w:left="119"/>
             </w:pPr>
+            <w:r>
+              <w:rPr>
+                <w:rFonts w:ascii="Segoe UI Symbol" w:hAnsi="Segoe UI Symbol" w:cs="Segoe UI Symbol"/>
+              </w:rPr>
+              <w:t>✓</w:t>
+            </w:r>
           </w:p>
         </w:tc>
         <w:tc>
@@ -3580,6 +3959,12 @@
               <w:pStyle w:val="TableParagraph"/>
               <w:ind w:left="119"/>
             </w:pPr>
+            <w:r>
+              <w:rPr>
+                <w:rFonts w:ascii="Segoe UI Symbol" w:hAnsi="Segoe UI Symbol" w:cs="Segoe UI Symbol"/>
+              </w:rPr>
+              <w:t>✓</w:t>
+            </w:r>
           </w:p>
         </w:tc>
         <w:tc>
@@ -3682,6 +4067,12 @@
               <w:pStyle w:val="TableParagraph"/>
               <w:ind w:left="119"/>
             </w:pPr>
+            <w:r>
+              <w:rPr>
+                <w:rFonts w:ascii="Segoe UI Symbol" w:hAnsi="Segoe UI Symbol" w:cs="Segoe UI Symbol"/>
+              </w:rPr>
+              <w:t>✓</w:t>
+            </w:r>
           </w:p>
         </w:tc>
         <w:tc>
@@ -3696,8 +4087,13 @@
               <w:pStyle w:val="TableParagraph"/>
               <w:ind w:left="119"/>
             </w:pPr>
-            <w:r>
-              <w:t>XCh, DZ Solo</w:t>
+            <w:proofErr w:type="spellStart"/>
+            <w:r>
+              <w:t>XCh</w:t>
+            </w:r>
+            <w:proofErr w:type="spellEnd"/>
+            <w:r>
+              <w:t>, DZ Solo</w:t>
             </w:r>
           </w:p>
         </w:tc>
@@ -3784,6 +4180,12 @@
               <w:pStyle w:val="TableParagraph"/>
               <w:ind w:left="119"/>
             </w:pPr>
+            <w:r>
+              <w:rPr>
+                <w:rFonts w:ascii="Segoe UI Symbol" w:hAnsi="Segoe UI Symbol" w:cs="Segoe UI Symbol"/>
+              </w:rPr>
+              <w:t>✓</w:t>
+            </w:r>
           </w:p>
         </w:tc>
         <w:tc>
@@ -3886,6 +4288,12 @@
               <w:pStyle w:val="TableParagraph"/>
               <w:ind w:left="119"/>
             </w:pPr>
+            <w:r>
+              <w:rPr>
+                <w:rFonts w:ascii="Segoe UI Symbol" w:hAnsi="Segoe UI Symbol" w:cs="Segoe UI Symbol"/>
+              </w:rPr>
+              <w:t>✓</w:t>
+            </w:r>
           </w:p>
         </w:tc>
         <w:tc>
@@ -3982,12 +4390,16 @@
             <w:tcBorders>
               <w:right w:val="single" w:sz="4" w:space="0" w:color="000000"/>
             </w:tcBorders>
-          </w:tcPr>
-          <w:p>
-            <w:pPr>
-              <w:pStyle w:val="TableParagraph"/>
-              <w:ind w:left="119"/>
-            </w:pPr>
+            <w:shd w:val="clear" w:color="auto" w:fill="FC6699"/>
+          </w:tcPr>
+          <w:p>
+            <w:pPr>
+              <w:pStyle w:val="TableParagraph"/>
+              <w:ind w:left="119"/>
+            </w:pPr>
+            <w:r>
+              <w:t>-</w:t>
+            </w:r>
           </w:p>
         </w:tc>
         <w:tc>
@@ -3996,31 +4408,36 @@
             <w:tcBorders>
               <w:left w:val="single" w:sz="4" w:space="0" w:color="000000"/>
             </w:tcBorders>
-          </w:tcPr>
-          <w:p>
-            <w:pPr>
-              <w:pStyle w:val="TableParagraph"/>
-              <w:ind w:left="119"/>
-            </w:pPr>
+            <w:shd w:val="clear" w:color="auto" w:fill="FC6699"/>
+          </w:tcPr>
+          <w:p>
+            <w:pPr>
+              <w:pStyle w:val="TableParagraph"/>
+              <w:ind w:left="119"/>
+            </w:pPr>
+            <w:proofErr w:type="spellStart"/>
             <w:r>
               <w:t>Timp</w:t>
             </w:r>
-          </w:p>
-        </w:tc>
-        <w:tc>
-          <w:tcPr>
-            <w:tcW w:w="737" w:type="dxa"/>
-          </w:tcPr>
-          <w:p>
-            <w:pPr>
-              <w:pStyle w:val="TableParagraph"/>
-              <w:ind w:left="119"/>
-            </w:pPr>
-          </w:p>
-        </w:tc>
-        <w:tc>
-          <w:tcPr>
-            <w:tcW w:w="852" w:type="dxa"/>
+            <w:proofErr w:type="spellEnd"/>
+          </w:p>
+        </w:tc>
+        <w:tc>
+          <w:tcPr>
+            <w:tcW w:w="737" w:type="dxa"/>
+            <w:shd w:val="clear" w:color="auto" w:fill="FC6699"/>
+          </w:tcPr>
+          <w:p>
+            <w:pPr>
+              <w:pStyle w:val="TableParagraph"/>
+              <w:ind w:left="119"/>
+            </w:pPr>
+          </w:p>
+        </w:tc>
+        <w:tc>
+          <w:tcPr>
+            <w:tcW w:w="852" w:type="dxa"/>
+            <w:shd w:val="clear" w:color="auto" w:fill="FC6699"/>
           </w:tcPr>
           <w:p>
             <w:pPr>
@@ -4035,6 +4452,7 @@
         <w:tc>
           <w:tcPr>
             <w:tcW w:w="852" w:type="dxa"/>
+            <w:shd w:val="clear" w:color="auto" w:fill="FC6699"/>
           </w:tcPr>
           <w:p>
             <w:pPr>
@@ -4049,6 +4467,7 @@
         <w:tc>
           <w:tcPr>
             <w:tcW w:w="737" w:type="dxa"/>
+            <w:shd w:val="clear" w:color="auto" w:fill="FC6699"/>
           </w:tcPr>
           <w:p>
             <w:pPr>
@@ -4060,6 +4479,7 @@
         <w:tc>
           <w:tcPr>
             <w:tcW w:w="5804" w:type="dxa"/>
+            <w:shd w:val="clear" w:color="auto" w:fill="FC6699"/>
           </w:tcPr>
           <w:p>
             <w:pPr>
@@ -4090,6 +4510,12 @@
               <w:pStyle w:val="TableParagraph"/>
               <w:ind w:left="119"/>
             </w:pPr>
+            <w:r>
+              <w:rPr>
+                <w:rFonts w:ascii="Segoe UI Symbol" w:hAnsi="Segoe UI Symbol" w:cs="Segoe UI Symbol"/>
+              </w:rPr>
+              <w:t>✓</w:t>
+            </w:r>
           </w:p>
         </w:tc>
         <w:tc>
@@ -4162,8 +4588,13 @@
               <w:pStyle w:val="TableParagraph"/>
               <w:ind w:left="119"/>
             </w:pPr>
-            <w:r>
-              <w:t>Similar to other pieces, standardize Chinese names such as</w:t>
+            <w:proofErr w:type="gramStart"/>
+            <w:r>
+              <w:t>Similar to</w:t>
+            </w:r>
+            <w:proofErr w:type="gramEnd"/>
+            <w:r>
+              <w:t xml:space="preserve"> other pieces, standardize Chinese names such as</w:t>
             </w:r>
             <w:r>
               <w:t xml:space="preserve"> for</w:t>
